--- a/Slides/Zusammenarbeit_und_Kommunikation_02.docx
+++ b/Slides/Zusammenarbeit_und_Kommunikation_02.docx
@@ -179,7 +179,7 @@
               <w:jc w:val="center"/>
             </w:pPr>
             <w:pPr>
-              <w:jc w:val="start"/>
+              <w:jc w:val="left"/>
               <w:spacing w:before="200"/>
               <w:pStyle w:val="ImageCaption"/>
             </w:pPr>
@@ -286,7 +286,7 @@
               <w:jc w:val="center"/>
             </w:pPr>
             <w:pPr>
-              <w:jc w:val="start"/>
+              <w:jc w:val="left"/>
               <w:spacing w:before="200"/>
               <w:pStyle w:val="ImageCaption"/>
             </w:pPr>
@@ -393,7 +393,7 @@
               <w:jc w:val="center"/>
             </w:pPr>
             <w:pPr>
-              <w:jc w:val="start"/>
+              <w:jc w:val="left"/>
               <w:spacing w:before="200"/>
               <w:pStyle w:val="ImageCaption"/>
             </w:pPr>

--- a/Slides/Zusammenarbeit_und_Kommunikation_02.docx
+++ b/Slides/Zusammenarbeit_und_Kommunikation_02.docx
@@ -31,7 +31,7 @@
         <w:pStyle w:val="Date"/>
       </w:pPr>
       <w:r>
-        <w:t xml:space="preserve">2025-10-01</w:t>
+        <w:t xml:space="preserve">2026-05-06</w:t>
       </w:r>
     </w:p>
     <w:bookmarkStart w:id="23" w:name="rekapitulation"/>

--- a/Slides/Zusammenarbeit_und_Kommunikation_02.docx
+++ b/Slides/Zusammenarbeit_und_Kommunikation_02.docx
@@ -31,7 +31,7 @@
         <w:pStyle w:val="Date"/>
       </w:pPr>
       <w:r>
-        <w:t xml:space="preserve">2026-05-06</w:t>
+        <w:t xml:space="preserve">2025-10-01</w:t>
       </w:r>
     </w:p>
     <w:bookmarkStart w:id="23" w:name="rekapitulation"/>
@@ -88,7 +88,7 @@
     </w:p>
     <w:bookmarkEnd w:id="22"/>
     <w:bookmarkEnd w:id="23"/>
-    <w:bookmarkStart w:id="42" w:name="wissenschaftlichere-sicht"/>
+    <w:bookmarkStart w:id="39" w:name="wissenschaftlichere-sicht"/>
     <w:p>
       <w:pPr>
         <w:pStyle w:val="Heading1"/>
@@ -97,7 +97,7 @@
         <w:t xml:space="preserve">Wissenschaftliche(re) Sicht</w:t>
       </w:r>
     </w:p>
-    <w:bookmarkStart w:id="29" w:name="section"/>
+    <w:bookmarkStart w:id="28" w:name="section"/>
     <w:p>
       <w:pPr>
         <w:pStyle w:val="Heading2"/>
@@ -116,7 +116,7 @@
       <w:tr>
         <w:tc>
           <w:tcPr/>
-          <w:bookmarkStart w:id="28" w:name="fig-1"/>
+          <w:bookmarkStart w:id="27" w:name="fig-1"/>
           <w:p>
             <w:pPr>
               <w:pStyle w:val="Compact"/>
@@ -138,7 +138,7 @@
                           </pic:cNvPicPr>
                         </pic:nvPicPr>
                         <pic:blipFill>
-                          <a:blip r:embed="rId27">
+                          <a:blip>
                             <a:extLst>
                               <a:ext uri="{28A0092B-C50C-407E-A947-70E740481C1C}">
                                 <a14:useLocalDpi xmlns:a14="http://schemas.microsoft.com/office/drawing/2010/main" val="0"/>
@@ -199,12 +199,12 @@
               <w:t xml:space="preserve">CC BY-NC-ND 4.0</w:t>
             </w:r>
           </w:p>
-          <w:bookmarkEnd w:id="28"/>
+          <w:bookmarkEnd w:id="27"/>
         </w:tc>
       </w:tr>
     </w:tbl>
-    <w:bookmarkEnd w:id="29"/>
-    <w:bookmarkStart w:id="35" w:name="section-1"/>
+    <w:bookmarkEnd w:id="28"/>
+    <w:bookmarkStart w:id="33" w:name="section-1"/>
     <w:p>
       <w:pPr>
         <w:pStyle w:val="Heading2"/>
@@ -223,7 +223,7 @@
       <w:tr>
         <w:tc>
           <w:tcPr/>
-          <w:bookmarkStart w:id="34" w:name="fig-pyramid"/>
+          <w:bookmarkStart w:id="32" w:name="fig-pyramid"/>
           <w:p>
             <w:pPr>
               <w:pStyle w:val="Compact"/>
@@ -234,24 +234,24 @@
                 <wp:inline>
                   <wp:extent cx="4210050" cy="5057775"/>
                   <wp:effectExtent b="0" l="0" r="0" t="0"/>
-                  <wp:docPr descr="" title="" id="31" name="Picture"/>
+                  <wp:docPr descr="" title="" id="30" name="Picture"/>
                   <a:graphic>
                     <a:graphicData uri="http://schemas.openxmlformats.org/drawingml/2006/picture">
                       <pic:pic>
                         <pic:nvPicPr>
-                          <pic:cNvPr descr="Zusammenarbeit_und_Kommunikation/9Handlungsdimensionen_Baumgartner23_CC_NC_ND.svg" id="32" name="Picture"/>
+                          <pic:cNvPr descr="Zusammenarbeit_und_Kommunikation/9Handlungsdimensionen_Baumgartner23_CC_NC_ND.svg" id="31" name="Picture"/>
                           <pic:cNvPicPr>
                             <a:picLocks noChangeArrowheads="1" noChangeAspect="1"/>
                           </pic:cNvPicPr>
                         </pic:nvPicPr>
                         <pic:blipFill>
-                          <a:blip r:embed="rId33">
+                          <a:blip>
                             <a:extLst>
                               <a:ext uri="{28A0092B-C50C-407E-A947-70E740481C1C}">
                                 <a14:useLocalDpi xmlns:a14="http://schemas.microsoft.com/office/drawing/2010/main" val="0"/>
                               </a:ext>
                               <a:ext uri="{96DAC541-7B7A-43D3-8B79-37D633B846F1}">
-                                <asvg:svgBlip xmlns:asvg="http://schemas.microsoft.com/office/drawing/2016/SVG/main" r:embed="rId30"/>
+                                <asvg:svgBlip xmlns:asvg="http://schemas.microsoft.com/office/drawing/2016/SVG/main" r:embed="rId29"/>
                               </a:ext>
                             </a:extLst>
                           </a:blip>
@@ -306,12 +306,12 @@
               <w:t xml:space="preserve">CC BY-NC-ND 4.0</w:t>
             </w:r>
           </w:p>
-          <w:bookmarkEnd w:id="34"/>
+          <w:bookmarkEnd w:id="32"/>
         </w:tc>
       </w:tr>
     </w:tbl>
-    <w:bookmarkEnd w:id="35"/>
-    <w:bookmarkStart w:id="41" w:name="section-2"/>
+    <w:bookmarkEnd w:id="33"/>
+    <w:bookmarkStart w:id="38" w:name="section-2"/>
     <w:p>
       <w:pPr>
         <w:pStyle w:val="Heading2"/>
@@ -330,7 +330,7 @@
       <w:tr>
         <w:tc>
           <w:tcPr/>
-          <w:bookmarkStart w:id="40" w:name="fig-1"/>
+          <w:bookmarkStart w:id="37" w:name="fig-1"/>
           <w:p>
             <w:pPr>
               <w:pStyle w:val="Compact"/>
@@ -341,24 +341,24 @@
                 <wp:inline>
                   <wp:extent cx="4181475" cy="3552825"/>
                   <wp:effectExtent b="0" l="0" r="0" t="0"/>
-                  <wp:docPr descr="" title="" id="37" name="Picture"/>
+                  <wp:docPr descr="" title="" id="35" name="Picture"/>
                   <a:graphic>
                     <a:graphicData uri="http://schemas.openxmlformats.org/drawingml/2006/picture">
                       <pic:pic>
                         <pic:nvPicPr>
-                          <pic:cNvPr descr="Zusammenarbeit_und_Kommunikation/ZuK_Rosenberger23_CC_NC_ND.svg" id="38" name="Picture"/>
+                          <pic:cNvPr descr="Zusammenarbeit_und_Kommunikation/ZuK_Rosenberger23_CC_NC_ND.svg" id="36" name="Picture"/>
                           <pic:cNvPicPr>
                             <a:picLocks noChangeArrowheads="1" noChangeAspect="1"/>
                           </pic:cNvPicPr>
                         </pic:nvPicPr>
                         <pic:blipFill>
-                          <a:blip r:embed="rId39">
+                          <a:blip>
                             <a:extLst>
                               <a:ext uri="{28A0092B-C50C-407E-A947-70E740481C1C}">
                                 <a14:useLocalDpi xmlns:a14="http://schemas.microsoft.com/office/drawing/2010/main" val="0"/>
                               </a:ext>
                               <a:ext uri="{96DAC541-7B7A-43D3-8B79-37D633B846F1}">
-                                <asvg:svgBlip xmlns:asvg="http://schemas.microsoft.com/office/drawing/2016/SVG/main" r:embed="rId36"/>
+                                <asvg:svgBlip xmlns:asvg="http://schemas.microsoft.com/office/drawing/2016/SVG/main" r:embed="rId34"/>
                               </a:ext>
                             </a:extLst>
                           </a:blip>
@@ -413,13 +413,13 @@
               <w:t xml:space="preserve">CC BY-NC-ND 4.0</w:t>
             </w:r>
           </w:p>
-          <w:bookmarkEnd w:id="40"/>
+          <w:bookmarkEnd w:id="37"/>
         </w:tc>
       </w:tr>
     </w:tbl>
-    <w:bookmarkEnd w:id="41"/>
-    <w:bookmarkEnd w:id="42"/>
-    <w:bookmarkStart w:id="45" w:name="kommunikations--konzepte"/>
+    <w:bookmarkEnd w:id="38"/>
+    <w:bookmarkEnd w:id="39"/>
+    <w:bookmarkStart w:id="42" w:name="kommunikations--konzepte"/>
     <w:p>
       <w:pPr>
         <w:pStyle w:val="Heading1"/>
@@ -428,7 +428,7 @@
         <w:t xml:space="preserve">Kommunikations- konzepte</w:t>
       </w:r>
     </w:p>
-    <w:bookmarkStart w:id="43" w:name="auftrag"/>
+    <w:bookmarkStart w:id="40" w:name="auftrag"/>
     <w:p>
       <w:pPr>
         <w:pStyle w:val="Heading2"/>
@@ -453,8 +453,8 @@
         <w:t xml:space="preserve">Lesen Sie das Kommunikationskonzept quer. Welche Kommunikation wird abgedeckt, welche nicht? Worauf wurde ihrer Meinung nach besonders geachtet im Kommunikationskonzept?</w:t>
       </w:r>
     </w:p>
-    <w:bookmarkEnd w:id="43"/>
-    <w:bookmarkStart w:id="44" w:name="für-sie-als-studierende"/>
+    <w:bookmarkEnd w:id="40"/>
+    <w:bookmarkStart w:id="41" w:name="für-sie-als-studierende"/>
     <w:p>
       <w:pPr>
         <w:pStyle w:val="Heading2"/>
@@ -515,58 +515,58 @@
         <w:t xml:space="preserve">Merci!</w:t>
       </w:r>
     </w:p>
+    <w:bookmarkEnd w:id="41"/>
+    <w:bookmarkEnd w:id="42"/>
+    <w:bookmarkStart w:id="43" w:name="teams"/>
+    <w:p>
+      <w:pPr>
+        <w:pStyle w:val="Heading1"/>
+      </w:pPr>
+      <w:r>
+        <w:t xml:space="preserve">Teams</w:t>
+      </w:r>
+    </w:p>
+    <w:bookmarkEnd w:id="43"/>
+    <w:bookmarkStart w:id="44" w:name="mail"/>
+    <w:p>
+      <w:pPr>
+        <w:pStyle w:val="Heading1"/>
+      </w:pPr>
+      <w:r>
+        <w:t xml:space="preserve">Mail</w:t>
+      </w:r>
+    </w:p>
     <w:bookmarkEnd w:id="44"/>
+    <w:bookmarkStart w:id="45" w:name="klapp"/>
+    <w:p>
+      <w:pPr>
+        <w:pStyle w:val="Heading1"/>
+      </w:pPr>
+      <w:r>
+        <w:t xml:space="preserve">Klapp</w:t>
+      </w:r>
+    </w:p>
     <w:bookmarkEnd w:id="45"/>
-    <w:bookmarkStart w:id="46" w:name="teams"/>
+    <w:bookmarkStart w:id="47" w:name="lehreroffice"/>
     <w:p>
       <w:pPr>
         <w:pStyle w:val="Heading1"/>
       </w:pPr>
       <w:r>
-        <w:t xml:space="preserve">Teams</w:t>
+        <w:t xml:space="preserve">Lehreroffice</w:t>
+      </w:r>
+    </w:p>
+    <w:bookmarkStart w:id="46" w:name="bibliographie"/>
+    <w:p>
+      <w:pPr>
+        <w:pStyle w:val="Heading2"/>
+      </w:pPr>
+      <w:r>
+        <w:t xml:space="preserve">Bibliographie</w:t>
       </w:r>
     </w:p>
     <w:bookmarkEnd w:id="46"/>
-    <w:bookmarkStart w:id="47" w:name="mail"/>
-    <w:p>
-      <w:pPr>
-        <w:pStyle w:val="Heading1"/>
-      </w:pPr>
-      <w:r>
-        <w:t xml:space="preserve">Mail</w:t>
-      </w:r>
-    </w:p>
     <w:bookmarkEnd w:id="47"/>
-    <w:bookmarkStart w:id="48" w:name="klapp"/>
-    <w:p>
-      <w:pPr>
-        <w:pStyle w:val="Heading1"/>
-      </w:pPr>
-      <w:r>
-        <w:t xml:space="preserve">Klapp</w:t>
-      </w:r>
-    </w:p>
-    <w:bookmarkEnd w:id="48"/>
-    <w:bookmarkStart w:id="50" w:name="lehreroffice"/>
-    <w:p>
-      <w:pPr>
-        <w:pStyle w:val="Heading1"/>
-      </w:pPr>
-      <w:r>
-        <w:t xml:space="preserve">Lehreroffice</w:t>
-      </w:r>
-    </w:p>
-    <w:bookmarkStart w:id="49" w:name="bibliographie"/>
-    <w:p>
-      <w:pPr>
-        <w:pStyle w:val="Heading2"/>
-      </w:pPr>
-      <w:r>
-        <w:t xml:space="preserve">Bibliographie</w:t>
-      </w:r>
-    </w:p>
-    <w:bookmarkEnd w:id="49"/>
-    <w:bookmarkEnd w:id="50"/>
     <w:sectPr>
       <w:footnotePr>
         <w:numRestart w:val="eachSect"/>

--- a/Slides/Zusammenarbeit_und_Kommunikation_02.docx
+++ b/Slides/Zusammenarbeit_und_Kommunikation_02.docx
@@ -31,10 +31,10 @@
         <w:pStyle w:val="Date"/>
       </w:pPr>
       <w:r>
-        <w:t xml:space="preserve">2025-10-01</w:t>
-      </w:r>
-    </w:p>
-    <w:bookmarkStart w:id="23" w:name="rekapitulation"/>
+        <w:t xml:space="preserve">2026-05-06</w:t>
+      </w:r>
+    </w:p>
+    <w:bookmarkStart w:id="12" w:name="rekapitulation"/>
     <w:p>
       <w:pPr>
         <w:pStyle w:val="Heading1"/>
@@ -43,7 +43,7 @@
         <w:t xml:space="preserve">Rekapitulation</w:t>
       </w:r>
     </w:p>
-    <w:bookmarkStart w:id="22" w:name="eure-antworten"/>
+    <w:bookmarkStart w:id="11" w:name="eure-antworten"/>
     <w:p>
       <w:pPr>
         <w:pStyle w:val="Heading2"/>
@@ -56,7 +56,7 @@
       <w:pPr>
         <w:pStyle w:val="FirstParagraph"/>
       </w:pPr>
-      <w:hyperlink r:id="rId20">
+      <w:hyperlink r:id="rId9">
         <w:r>
           <w:rPr>
             <w:rStyle w:val="Hyperlink"/>
@@ -77,7 +77,7 @@
       <w:pPr>
         <w:pStyle w:val="BodyText"/>
       </w:pPr>
-      <w:hyperlink r:id="rId21">
+      <w:hyperlink r:id="rId10">
         <w:r>
           <w:rPr>
             <w:rStyle w:val="Hyperlink"/>
@@ -86,9 +86,9 @@
         </w:r>
       </w:hyperlink>
     </w:p>
-    <w:bookmarkEnd w:id="22"/>
-    <w:bookmarkEnd w:id="23"/>
-    <w:bookmarkStart w:id="39" w:name="wissenschaftlichere-sicht"/>
+    <w:bookmarkEnd w:id="11"/>
+    <w:bookmarkEnd w:id="12"/>
+    <w:bookmarkStart w:id="31" w:name="wissenschaftlichere-sicht"/>
     <w:p>
       <w:pPr>
         <w:pStyle w:val="Heading1"/>
@@ -97,7 +97,7 @@
         <w:t xml:space="preserve">Wissenschaftliche(re) Sicht</w:t>
       </w:r>
     </w:p>
-    <w:bookmarkStart w:id="28" w:name="section"/>
+    <w:bookmarkStart w:id="18" w:name="section"/>
     <w:p>
       <w:pPr>
         <w:pStyle w:val="Heading2"/>
@@ -116,7 +116,7 @@
       <w:tr>
         <w:tc>
           <w:tcPr/>
-          <w:bookmarkStart w:id="27" w:name="fig-1"/>
+          <w:bookmarkStart w:id="17" w:name="fig-1"/>
           <w:p>
             <w:pPr>
               <w:pStyle w:val="Compact"/>
@@ -127,24 +127,24 @@
                 <wp:inline>
                   <wp:extent cx="4210050" cy="2847975"/>
                   <wp:effectExtent b="0" l="0" r="0" t="0"/>
-                  <wp:docPr descr="" title="" id="25" name="Picture"/>
+                  <wp:docPr descr="" title="" id="14" name="Picture"/>
                   <a:graphic>
                     <a:graphicData uri="http://schemas.openxmlformats.org/drawingml/2006/picture">
                       <pic:pic>
                         <pic:nvPicPr>
-                          <pic:cNvPr descr="Zusammenarbeit_und_Kommunikation/ZuK_Framework_Rosenberg23_CC_NC_ND.svg" id="26" name="Picture"/>
+                          <pic:cNvPr descr="Zusammenarbeit_und_Kommunikation/ZuK_Framework_Rosenberg23_CC_NC_ND.svg" id="15" name="Picture"/>
                           <pic:cNvPicPr>
                             <a:picLocks noChangeArrowheads="1" noChangeAspect="1"/>
                           </pic:cNvPicPr>
                         </pic:nvPicPr>
                         <pic:blipFill>
-                          <a:blip>
+                          <a:blip r:embed="rId16">
                             <a:extLst>
                               <a:ext uri="{28A0092B-C50C-407E-A947-70E740481C1C}">
                                 <a14:useLocalDpi xmlns:a14="http://schemas.microsoft.com/office/drawing/2010/main" val="0"/>
                               </a:ext>
                               <a:ext uri="{96DAC541-7B7A-43D3-8B79-37D633B846F1}">
-                                <asvg:svgBlip xmlns:asvg="http://schemas.microsoft.com/office/drawing/2016/SVG/main" r:embed="rId24"/>
+                                <asvg:svgBlip xmlns:asvg="http://schemas.microsoft.com/office/drawing/2016/SVG/main" r:embed="rId13"/>
                               </a:ext>
                             </a:extLst>
                           </a:blip>
@@ -199,12 +199,12 @@
               <w:t xml:space="preserve">CC BY-NC-ND 4.0</w:t>
             </w:r>
           </w:p>
-          <w:bookmarkEnd w:id="27"/>
+          <w:bookmarkEnd w:id="17"/>
         </w:tc>
       </w:tr>
     </w:tbl>
-    <w:bookmarkEnd w:id="28"/>
-    <w:bookmarkStart w:id="33" w:name="section-1"/>
+    <w:bookmarkEnd w:id="18"/>
+    <w:bookmarkStart w:id="24" w:name="section-1"/>
     <w:p>
       <w:pPr>
         <w:pStyle w:val="Heading2"/>
@@ -223,7 +223,7 @@
       <w:tr>
         <w:tc>
           <w:tcPr/>
-          <w:bookmarkStart w:id="32" w:name="fig-pyramid"/>
+          <w:bookmarkStart w:id="23" w:name="fig-pyramid"/>
           <w:p>
             <w:pPr>
               <w:pStyle w:val="Compact"/>
@@ -234,24 +234,24 @@
                 <wp:inline>
                   <wp:extent cx="4210050" cy="5057775"/>
                   <wp:effectExtent b="0" l="0" r="0" t="0"/>
-                  <wp:docPr descr="" title="" id="30" name="Picture"/>
+                  <wp:docPr descr="" title="" id="20" name="Picture"/>
                   <a:graphic>
                     <a:graphicData uri="http://schemas.openxmlformats.org/drawingml/2006/picture">
                       <pic:pic>
                         <pic:nvPicPr>
-                          <pic:cNvPr descr="Zusammenarbeit_und_Kommunikation/9Handlungsdimensionen_Baumgartner23_CC_NC_ND.svg" id="31" name="Picture"/>
+                          <pic:cNvPr descr="Zusammenarbeit_und_Kommunikation/9Handlungsdimensionen_Baumgartner23_CC_NC_ND.svg" id="21" name="Picture"/>
                           <pic:cNvPicPr>
                             <a:picLocks noChangeArrowheads="1" noChangeAspect="1"/>
                           </pic:cNvPicPr>
                         </pic:nvPicPr>
                         <pic:blipFill>
-                          <a:blip>
+                          <a:blip r:embed="rId22">
                             <a:extLst>
                               <a:ext uri="{28A0092B-C50C-407E-A947-70E740481C1C}">
                                 <a14:useLocalDpi xmlns:a14="http://schemas.microsoft.com/office/drawing/2010/main" val="0"/>
                               </a:ext>
                               <a:ext uri="{96DAC541-7B7A-43D3-8B79-37D633B846F1}">
-                                <asvg:svgBlip xmlns:asvg="http://schemas.microsoft.com/office/drawing/2016/SVG/main" r:embed="rId29"/>
+                                <asvg:svgBlip xmlns:asvg="http://schemas.microsoft.com/office/drawing/2016/SVG/main" r:embed="rId19"/>
                               </a:ext>
                             </a:extLst>
                           </a:blip>
@@ -306,12 +306,12 @@
               <w:t xml:space="preserve">CC BY-NC-ND 4.0</w:t>
             </w:r>
           </w:p>
-          <w:bookmarkEnd w:id="32"/>
+          <w:bookmarkEnd w:id="23"/>
         </w:tc>
       </w:tr>
     </w:tbl>
-    <w:bookmarkEnd w:id="33"/>
-    <w:bookmarkStart w:id="38" w:name="section-2"/>
+    <w:bookmarkEnd w:id="24"/>
+    <w:bookmarkStart w:id="30" w:name="section-2"/>
     <w:p>
       <w:pPr>
         <w:pStyle w:val="Heading2"/>
@@ -330,7 +330,7 @@
       <w:tr>
         <w:tc>
           <w:tcPr/>
-          <w:bookmarkStart w:id="37" w:name="fig-1"/>
+          <w:bookmarkStart w:id="29" w:name="fig-1"/>
           <w:p>
             <w:pPr>
               <w:pStyle w:val="Compact"/>
@@ -341,24 +341,24 @@
                 <wp:inline>
                   <wp:extent cx="4181475" cy="3552825"/>
                   <wp:effectExtent b="0" l="0" r="0" t="0"/>
-                  <wp:docPr descr="" title="" id="35" name="Picture"/>
+                  <wp:docPr descr="" title="" id="26" name="Picture"/>
                   <a:graphic>
                     <a:graphicData uri="http://schemas.openxmlformats.org/drawingml/2006/picture">
                       <pic:pic>
                         <pic:nvPicPr>
-                          <pic:cNvPr descr="Zusammenarbeit_und_Kommunikation/ZuK_Rosenberger23_CC_NC_ND.svg" id="36" name="Picture"/>
+                          <pic:cNvPr descr="Zusammenarbeit_und_Kommunikation/ZuK_Rosenberger23_CC_NC_ND.svg" id="27" name="Picture"/>
                           <pic:cNvPicPr>
                             <a:picLocks noChangeArrowheads="1" noChangeAspect="1"/>
                           </pic:cNvPicPr>
                         </pic:nvPicPr>
                         <pic:blipFill>
-                          <a:blip>
+                          <a:blip r:embed="rId28">
                             <a:extLst>
                               <a:ext uri="{28A0092B-C50C-407E-A947-70E740481C1C}">
                                 <a14:useLocalDpi xmlns:a14="http://schemas.microsoft.com/office/drawing/2010/main" val="0"/>
                               </a:ext>
                               <a:ext uri="{96DAC541-7B7A-43D3-8B79-37D633B846F1}">
-                                <asvg:svgBlip xmlns:asvg="http://schemas.microsoft.com/office/drawing/2016/SVG/main" r:embed="rId34"/>
+                                <asvg:svgBlip xmlns:asvg="http://schemas.microsoft.com/office/drawing/2016/SVG/main" r:embed="rId25"/>
                               </a:ext>
                             </a:extLst>
                           </a:blip>
@@ -413,13 +413,13 @@
               <w:t xml:space="preserve">CC BY-NC-ND 4.0</w:t>
             </w:r>
           </w:p>
-          <w:bookmarkEnd w:id="37"/>
+          <w:bookmarkEnd w:id="29"/>
         </w:tc>
       </w:tr>
     </w:tbl>
-    <w:bookmarkEnd w:id="38"/>
-    <w:bookmarkEnd w:id="39"/>
-    <w:bookmarkStart w:id="42" w:name="kommunikations--konzepte"/>
+    <w:bookmarkEnd w:id="30"/>
+    <w:bookmarkEnd w:id="31"/>
+    <w:bookmarkStart w:id="34" w:name="kommunikations--konzepte"/>
     <w:p>
       <w:pPr>
         <w:pStyle w:val="Heading1"/>
@@ -428,7 +428,7 @@
         <w:t xml:space="preserve">Kommunikations- konzepte</w:t>
       </w:r>
     </w:p>
-    <w:bookmarkStart w:id="40" w:name="auftrag"/>
+    <w:bookmarkStart w:id="32" w:name="auftrag"/>
     <w:p>
       <w:pPr>
         <w:pStyle w:val="Heading2"/>
@@ -453,8 +453,8 @@
         <w:t xml:space="preserve">Lesen Sie das Kommunikationskonzept quer. Welche Kommunikation wird abgedeckt, welche nicht? Worauf wurde ihrer Meinung nach besonders geachtet im Kommunikationskonzept?</w:t>
       </w:r>
     </w:p>
-    <w:bookmarkEnd w:id="40"/>
-    <w:bookmarkStart w:id="41" w:name="für-sie-als-studierende"/>
+    <w:bookmarkEnd w:id="32"/>
+    <w:bookmarkStart w:id="33" w:name="für-sie-als-studierende"/>
     <w:p>
       <w:pPr>
         <w:pStyle w:val="Heading2"/>
@@ -515,9 +515,9 @@
         <w:t xml:space="preserve">Merci!</w:t>
       </w:r>
     </w:p>
-    <w:bookmarkEnd w:id="41"/>
-    <w:bookmarkEnd w:id="42"/>
-    <w:bookmarkStart w:id="43" w:name="teams"/>
+    <w:bookmarkEnd w:id="33"/>
+    <w:bookmarkEnd w:id="34"/>
+    <w:bookmarkStart w:id="35" w:name="teams"/>
     <w:p>
       <w:pPr>
         <w:pStyle w:val="Heading1"/>
@@ -526,8 +526,8 @@
         <w:t xml:space="preserve">Teams</w:t>
       </w:r>
     </w:p>
-    <w:bookmarkEnd w:id="43"/>
-    <w:bookmarkStart w:id="44" w:name="mail"/>
+    <w:bookmarkEnd w:id="35"/>
+    <w:bookmarkStart w:id="36" w:name="mail"/>
     <w:p>
       <w:pPr>
         <w:pStyle w:val="Heading1"/>
@@ -536,8 +536,8 @@
         <w:t xml:space="preserve">Mail</w:t>
       </w:r>
     </w:p>
-    <w:bookmarkEnd w:id="44"/>
-    <w:bookmarkStart w:id="45" w:name="klapp"/>
+    <w:bookmarkEnd w:id="36"/>
+    <w:bookmarkStart w:id="37" w:name="klapp"/>
     <w:p>
       <w:pPr>
         <w:pStyle w:val="Heading1"/>
@@ -546,8 +546,8 @@
         <w:t xml:space="preserve">Klapp</w:t>
       </w:r>
     </w:p>
-    <w:bookmarkEnd w:id="45"/>
-    <w:bookmarkStart w:id="47" w:name="lehreroffice"/>
+    <w:bookmarkEnd w:id="37"/>
+    <w:bookmarkStart w:id="39" w:name="lehreroffice"/>
     <w:p>
       <w:pPr>
         <w:pStyle w:val="Heading1"/>
@@ -556,7 +556,7 @@
         <w:t xml:space="preserve">Lehreroffice</w:t>
       </w:r>
     </w:p>
-    <w:bookmarkStart w:id="46" w:name="bibliographie"/>
+    <w:bookmarkStart w:id="38" w:name="bibliographie"/>
     <w:p>
       <w:pPr>
         <w:pStyle w:val="Heading2"/>
@@ -565,8 +565,8 @@
         <w:t xml:space="preserve">Bibliographie</w:t>
       </w:r>
     </w:p>
-    <w:bookmarkEnd w:id="46"/>
-    <w:bookmarkEnd w:id="47"/>
+    <w:bookmarkEnd w:id="38"/>
+    <w:bookmarkEnd w:id="39"/>
     <w:sectPr>
       <w:footnotePr>
         <w:numRestart w:val="eachSect"/>
@@ -794,10 +794,10 @@
   <w:docDefaults>
     <w:rPrDefault>
       <w:rPr>
-        <w:rFonts w:asciiTheme="minorHAnsi" w:cstheme="minorBidi" w:eastAsiaTheme="minorHAnsi" w:hAnsiTheme="minorHAnsi"/>
+        <w:rFonts w:asciiTheme="minorHAnsi" w:cstheme="minorBidi" w:eastAsiaTheme="minorEastAsia" w:hAnsiTheme="minorHAnsi"/>
         <w:sz w:val="24"/>
         <w:szCs w:val="24"/>
-        <w:lang w:bidi="ar-SA" w:eastAsia="en-US" w:val="en-US"/>
+        <w:lang w:bidi="ar-SA" w:eastAsia="zh-CN" w:val="en-US"/>
       </w:rPr>
     </w:rPrDefault>
     <w:pPrDefault>
@@ -1338,13 +1338,6 @@
       </w:tblCellMar>
     </w:tblPr>
     <w:tblStylePr w:type="firstRow">
-      <w:tblPr>
-        <w:jc w:val="left"/>
-        <w:tblInd w:type="dxa" w:w="0"/>
-      </w:tblPr>
-      <w:trPr>
-        <w:jc w:val="left"/>
-      </w:trPr>
       <w:tcPr>
         <w:tcBorders>
           <w:bottom w:val="single"/>

--- a/Slides/Zusammenarbeit_und_Kommunikation_02.docx
+++ b/Slides/Zusammenarbeit_und_Kommunikation_02.docx
@@ -88,7 +88,7 @@
     </w:p>
     <w:bookmarkEnd w:id="11"/>
     <w:bookmarkEnd w:id="12"/>
-    <w:bookmarkStart w:id="31" w:name="wissenschaftlichere-sicht"/>
+    <w:bookmarkStart w:id="28" w:name="wissenschaftlichere-sicht"/>
     <w:p>
       <w:pPr>
         <w:pStyle w:val="Heading1"/>
@@ -97,7 +97,7 @@
         <w:t xml:space="preserve">Wissenschaftliche(re) Sicht</w:t>
       </w:r>
     </w:p>
-    <w:bookmarkStart w:id="18" w:name="section"/>
+    <w:bookmarkStart w:id="17" w:name="section"/>
     <w:p>
       <w:pPr>
         <w:pStyle w:val="Heading2"/>
@@ -116,7 +116,7 @@
       <w:tr>
         <w:tc>
           <w:tcPr/>
-          <w:bookmarkStart w:id="17" w:name="fig-1"/>
+          <w:bookmarkStart w:id="16" w:name="fig-1"/>
           <w:p>
             <w:pPr>
               <w:pStyle w:val="Compact"/>
@@ -138,7 +138,7 @@
                           </pic:cNvPicPr>
                         </pic:nvPicPr>
                         <pic:blipFill>
-                          <a:blip r:embed="rId16">
+                          <a:blip>
                             <a:extLst>
                               <a:ext uri="{28A0092B-C50C-407E-A947-70E740481C1C}">
                                 <a14:useLocalDpi xmlns:a14="http://schemas.microsoft.com/office/drawing/2010/main" val="0"/>
@@ -199,12 +199,12 @@
               <w:t xml:space="preserve">CC BY-NC-ND 4.0</w:t>
             </w:r>
           </w:p>
-          <w:bookmarkEnd w:id="17"/>
+          <w:bookmarkEnd w:id="16"/>
         </w:tc>
       </w:tr>
     </w:tbl>
-    <w:bookmarkEnd w:id="18"/>
-    <w:bookmarkStart w:id="24" w:name="section-1"/>
+    <w:bookmarkEnd w:id="17"/>
+    <w:bookmarkStart w:id="22" w:name="section-1"/>
     <w:p>
       <w:pPr>
         <w:pStyle w:val="Heading2"/>
@@ -223,7 +223,7 @@
       <w:tr>
         <w:tc>
           <w:tcPr/>
-          <w:bookmarkStart w:id="23" w:name="fig-pyramid"/>
+          <w:bookmarkStart w:id="21" w:name="fig-pyramid"/>
           <w:p>
             <w:pPr>
               <w:pStyle w:val="Compact"/>
@@ -234,24 +234,24 @@
                 <wp:inline>
                   <wp:extent cx="4210050" cy="5057775"/>
                   <wp:effectExtent b="0" l="0" r="0" t="0"/>
-                  <wp:docPr descr="" title="" id="20" name="Picture"/>
+                  <wp:docPr descr="" title="" id="19" name="Picture"/>
                   <a:graphic>
                     <a:graphicData uri="http://schemas.openxmlformats.org/drawingml/2006/picture">
                       <pic:pic>
                         <pic:nvPicPr>
-                          <pic:cNvPr descr="Zusammenarbeit_und_Kommunikation/9Handlungsdimensionen_Baumgartner23_CC_NC_ND.svg" id="21" name="Picture"/>
+                          <pic:cNvPr descr="Zusammenarbeit_und_Kommunikation/9Handlungsdimensionen_Baumgartner23_CC_NC_ND.svg" id="20" name="Picture"/>
                           <pic:cNvPicPr>
                             <a:picLocks noChangeArrowheads="1" noChangeAspect="1"/>
                           </pic:cNvPicPr>
                         </pic:nvPicPr>
                         <pic:blipFill>
-                          <a:blip r:embed="rId22">
+                          <a:blip>
                             <a:extLst>
                               <a:ext uri="{28A0092B-C50C-407E-A947-70E740481C1C}">
                                 <a14:useLocalDpi xmlns:a14="http://schemas.microsoft.com/office/drawing/2010/main" val="0"/>
                               </a:ext>
                               <a:ext uri="{96DAC541-7B7A-43D3-8B79-37D633B846F1}">
-                                <asvg:svgBlip xmlns:asvg="http://schemas.microsoft.com/office/drawing/2016/SVG/main" r:embed="rId19"/>
+                                <asvg:svgBlip xmlns:asvg="http://schemas.microsoft.com/office/drawing/2016/SVG/main" r:embed="rId18"/>
                               </a:ext>
                             </a:extLst>
                           </a:blip>
@@ -306,12 +306,12 @@
               <w:t xml:space="preserve">CC BY-NC-ND 4.0</w:t>
             </w:r>
           </w:p>
-          <w:bookmarkEnd w:id="23"/>
+          <w:bookmarkEnd w:id="21"/>
         </w:tc>
       </w:tr>
     </w:tbl>
-    <w:bookmarkEnd w:id="24"/>
-    <w:bookmarkStart w:id="30" w:name="section-2"/>
+    <w:bookmarkEnd w:id="22"/>
+    <w:bookmarkStart w:id="27" w:name="section-2"/>
     <w:p>
       <w:pPr>
         <w:pStyle w:val="Heading2"/>
@@ -330,7 +330,7 @@
       <w:tr>
         <w:tc>
           <w:tcPr/>
-          <w:bookmarkStart w:id="29" w:name="fig-1"/>
+          <w:bookmarkStart w:id="26" w:name="fig-1"/>
           <w:p>
             <w:pPr>
               <w:pStyle w:val="Compact"/>
@@ -341,24 +341,24 @@
                 <wp:inline>
                   <wp:extent cx="4181475" cy="3552825"/>
                   <wp:effectExtent b="0" l="0" r="0" t="0"/>
-                  <wp:docPr descr="" title="" id="26" name="Picture"/>
+                  <wp:docPr descr="" title="" id="24" name="Picture"/>
                   <a:graphic>
                     <a:graphicData uri="http://schemas.openxmlformats.org/drawingml/2006/picture">
                       <pic:pic>
                         <pic:nvPicPr>
-                          <pic:cNvPr descr="Zusammenarbeit_und_Kommunikation/ZuK_Rosenberger23_CC_NC_ND.svg" id="27" name="Picture"/>
+                          <pic:cNvPr descr="Zusammenarbeit_und_Kommunikation/ZuK_Rosenberger23_CC_NC_ND.svg" id="25" name="Picture"/>
                           <pic:cNvPicPr>
                             <a:picLocks noChangeArrowheads="1" noChangeAspect="1"/>
                           </pic:cNvPicPr>
                         </pic:nvPicPr>
                         <pic:blipFill>
-                          <a:blip r:embed="rId28">
+                          <a:blip>
                             <a:extLst>
                               <a:ext uri="{28A0092B-C50C-407E-A947-70E740481C1C}">
                                 <a14:useLocalDpi xmlns:a14="http://schemas.microsoft.com/office/drawing/2010/main" val="0"/>
                               </a:ext>
                               <a:ext uri="{96DAC541-7B7A-43D3-8B79-37D633B846F1}">
-                                <asvg:svgBlip xmlns:asvg="http://schemas.microsoft.com/office/drawing/2016/SVG/main" r:embed="rId25"/>
+                                <asvg:svgBlip xmlns:asvg="http://schemas.microsoft.com/office/drawing/2016/SVG/main" r:embed="rId23"/>
                               </a:ext>
                             </a:extLst>
                           </a:blip>
@@ -413,13 +413,13 @@
               <w:t xml:space="preserve">CC BY-NC-ND 4.0</w:t>
             </w:r>
           </w:p>
-          <w:bookmarkEnd w:id="29"/>
+          <w:bookmarkEnd w:id="26"/>
         </w:tc>
       </w:tr>
     </w:tbl>
-    <w:bookmarkEnd w:id="30"/>
-    <w:bookmarkEnd w:id="31"/>
-    <w:bookmarkStart w:id="34" w:name="kommunikations--konzepte"/>
+    <w:bookmarkEnd w:id="27"/>
+    <w:bookmarkEnd w:id="28"/>
+    <w:bookmarkStart w:id="31" w:name="kommunikations--konzepte"/>
     <w:p>
       <w:pPr>
         <w:pStyle w:val="Heading1"/>
@@ -428,7 +428,7 @@
         <w:t xml:space="preserve">Kommunikations- konzepte</w:t>
       </w:r>
     </w:p>
-    <w:bookmarkStart w:id="32" w:name="auftrag"/>
+    <w:bookmarkStart w:id="29" w:name="auftrag"/>
     <w:p>
       <w:pPr>
         <w:pStyle w:val="Heading2"/>
@@ -453,8 +453,8 @@
         <w:t xml:space="preserve">Lesen Sie das Kommunikationskonzept quer. Welche Kommunikation wird abgedeckt, welche nicht? Worauf wurde ihrer Meinung nach besonders geachtet im Kommunikationskonzept?</w:t>
       </w:r>
     </w:p>
-    <w:bookmarkEnd w:id="32"/>
-    <w:bookmarkStart w:id="33" w:name="für-sie-als-studierende"/>
+    <w:bookmarkEnd w:id="29"/>
+    <w:bookmarkStart w:id="30" w:name="für-sie-als-studierende"/>
     <w:p>
       <w:pPr>
         <w:pStyle w:val="Heading2"/>
@@ -515,58 +515,58 @@
         <w:t xml:space="preserve">Merci!</w:t>
       </w:r>
     </w:p>
+    <w:bookmarkEnd w:id="30"/>
+    <w:bookmarkEnd w:id="31"/>
+    <w:bookmarkStart w:id="32" w:name="teams"/>
+    <w:p>
+      <w:pPr>
+        <w:pStyle w:val="Heading1"/>
+      </w:pPr>
+      <w:r>
+        <w:t xml:space="preserve">Teams</w:t>
+      </w:r>
+    </w:p>
+    <w:bookmarkEnd w:id="32"/>
+    <w:bookmarkStart w:id="33" w:name="mail"/>
+    <w:p>
+      <w:pPr>
+        <w:pStyle w:val="Heading1"/>
+      </w:pPr>
+      <w:r>
+        <w:t xml:space="preserve">Mail</w:t>
+      </w:r>
+    </w:p>
     <w:bookmarkEnd w:id="33"/>
+    <w:bookmarkStart w:id="34" w:name="klapp"/>
+    <w:p>
+      <w:pPr>
+        <w:pStyle w:val="Heading1"/>
+      </w:pPr>
+      <w:r>
+        <w:t xml:space="preserve">Klapp</w:t>
+      </w:r>
+    </w:p>
     <w:bookmarkEnd w:id="34"/>
-    <w:bookmarkStart w:id="35" w:name="teams"/>
+    <w:bookmarkStart w:id="36" w:name="lehreroffice"/>
     <w:p>
       <w:pPr>
         <w:pStyle w:val="Heading1"/>
       </w:pPr>
       <w:r>
-        <w:t xml:space="preserve">Teams</w:t>
+        <w:t xml:space="preserve">Lehreroffice</w:t>
+      </w:r>
+    </w:p>
+    <w:bookmarkStart w:id="35" w:name="bibliographie"/>
+    <w:p>
+      <w:pPr>
+        <w:pStyle w:val="Heading2"/>
+      </w:pPr>
+      <w:r>
+        <w:t xml:space="preserve">Bibliographie</w:t>
       </w:r>
     </w:p>
     <w:bookmarkEnd w:id="35"/>
-    <w:bookmarkStart w:id="36" w:name="mail"/>
-    <w:p>
-      <w:pPr>
-        <w:pStyle w:val="Heading1"/>
-      </w:pPr>
-      <w:r>
-        <w:t xml:space="preserve">Mail</w:t>
-      </w:r>
-    </w:p>
     <w:bookmarkEnd w:id="36"/>
-    <w:bookmarkStart w:id="37" w:name="klapp"/>
-    <w:p>
-      <w:pPr>
-        <w:pStyle w:val="Heading1"/>
-      </w:pPr>
-      <w:r>
-        <w:t xml:space="preserve">Klapp</w:t>
-      </w:r>
-    </w:p>
-    <w:bookmarkEnd w:id="37"/>
-    <w:bookmarkStart w:id="39" w:name="lehreroffice"/>
-    <w:p>
-      <w:pPr>
-        <w:pStyle w:val="Heading1"/>
-      </w:pPr>
-      <w:r>
-        <w:t xml:space="preserve">Lehreroffice</w:t>
-      </w:r>
-    </w:p>
-    <w:bookmarkStart w:id="38" w:name="bibliographie"/>
-    <w:p>
-      <w:pPr>
-        <w:pStyle w:val="Heading2"/>
-      </w:pPr>
-      <w:r>
-        <w:t xml:space="preserve">Bibliographie</w:t>
-      </w:r>
-    </w:p>
-    <w:bookmarkEnd w:id="38"/>
-    <w:bookmarkEnd w:id="39"/>
     <w:sectPr>
       <w:footnotePr>
         <w:numRestart w:val="eachSect"/>
